--- a/outputs/reports/Kich_Ban_Thuyet_Trinh_6_Thanh_Vien.docx
+++ b/outputs/reports/Kich_Ban_Thuyet_Trinh_6_Thanh_Vien.docx
@@ -29,6 +29,8 @@
           <w:i/>
           <w:sz w:val="22"/>
         </w:rPr>
+        <w:t>Trường Đại học FPT — Học phần: MAS291 | Nhóm: Nhóm 1 | GVHD: nhannxv</w:t>
+        <w:br/>
         <w:t>Đề tài 1: Điểm Giữa Kỳ và Điểm Cuối Kỳ | Khảo sát thực tế: n = 32 | Thời lượng: 12-15 phút</w:t>
         <w:br/>
       </w:r>
@@ -44,7 +46,7 @@
         <w:spacing w:before="240"/>
       </w:pPr>
       <w:r>
-        <w:t>THÀNH VIÊN 1: MỞ ĐẦU, THIẾT KẾ MẪU &amp; LÀM SẠCH DỮ LIỆU (CÂU 1, 2)</w:t>
+        <w:t>THÀNH VIÊN 1 — MAI XUÂN HIẾU (DE200199): MỞ ĐẦU, THIẾT KẾ MẪU &amp; LÀM SẠCH (CÂU 1, 2)</w:t>
       </w:r>
     </w:p>
     <w:p>
@@ -173,7 +175,7 @@
         <w:br/>
         <w:t>Thứ ba, kiểm tra dữ liệu thiếu và thang điểm: Toàn bộ 32 bản ghi còn lại đều có đầy đủ cặp điểm X và Y, nằm hợp lệ trong đoạn [0, 10].</w:t>
         <w:br/>
-        <w:t>Như vậy, mẫu nghiên cứu chính thức đạt n = 32 cặp quan sát, hoàn toàn thỏa mãn yêu cầu tối thiểu n &gt;= 30 của đề bài. Sau đây, xin mời bạn [Tên Thành viên 2] tiếp tục với phần Thống kê mô tả và Phân tích phân phối.”</w:t>
+        <w:t>Như vậy, mẫu nghiên cứu chính thức đạt n = 32 cặp quan sát, hoàn toàn thỏa mãn yêu cầu tối thiểu n &gt;= 30 của đề bài. Sau đây, xin mời bạn Nguyễn Hữu Hoàng Thắng tiếp tục với phần Thống kê mô tả và Phân tích phân phối.”</w:t>
       </w:r>
     </w:p>
     <w:p>
@@ -201,7 +203,7 @@
         <w:pStyle w:val="Heading1"/>
       </w:pPr>
       <w:r>
-        <w:t>THÀNH VIÊN 2: THỐNG KÊ MÔ TẢ VÀ PHÂN TÍCH NGOẠI LỆ (CÂU 3, 4)</w:t>
+        <w:t>THÀNH VIÊN 2 — NGUYỄN HỮU HOÀNG THẮNG (DE200281): THỐNG KÊ MÔ TẢ &amp; PHÂN PHỐI (CÂU 3, 4)</w:t>
       </w:r>
     </w:p>
     <w:p>
@@ -328,7 +330,7 @@
         <w:br/>
         <w:t>- Ngưỡng dưới cho X là 5.438, ngưỡng trên là 10.938.</w:t>
         <w:br/>
-        <w:t>- Mẫu dữ liệu thực tế không có quan sát nào rơi ngoài ngưỡng bất thường. Nhóm cũng quán triệt nguyên tắc: Nếu có ngoại lệ thực tế trong thang 0-10 thì tuyệt đối không được xóa bỏ vì đó là phản ánh năng lực thật của người học. Tiếp theo, xin mời bạn [Tên Thành viên 3] trình bày về Mô hình hồi quy tuyến tính.”</w:t>
+        <w:t>- Mẫu dữ liệu thực tế không có quan sát nào rơi ngoài ngưỡng bất thường. Nhóm cũng quán triệt nguyên tắc: Nếu có ngoại lệ thực tế trong thang 0-10 thì tuyệt đối không được xóa bỏ vì đó là phản ánh năng lực thật của người học. Tiếp theo, xin mời bạn Trần Đức Duy trình bày về Mô hình hồi quy tuyến tính.”</w:t>
       </w:r>
     </w:p>
     <w:p>
@@ -490,7 +492,7 @@
         <w:br/>
         <w:t>- Sai số chuẩn của hồi quy s = 1.0868 điểm: Cho thấy độ lệch điển hình của điểm số thực tế quanh đường thẳng dự đoán là khoảng 1.09 điểm.</w:t>
         <w:br/>
-        <w:t>Tiếp theo, xin mời bạn [Tên Thành viên 4] trình bày về Chẩn đoán phần dư của mô hình.”</w:t>
+        <w:t>Tiếp theo, xin mời bạn Phan Dương Sinh trình bày về Chẩn đoán phần dư của mô hình.”</w:t>
       </w:r>
     </w:p>
     <w:p>
@@ -518,7 +520,7 @@
         <w:pStyle w:val="Heading1"/>
       </w:pPr>
       <w:r>
-        <w:t>THÀNH VIÊN 4: CHẨN ĐOÁN CÁC GIẢ ĐỊNH MÔ HÌNH HỒI QUY (CÂU 8)</w:t>
+        <w:t>THÀNH VIÊN 4 — PHAN DƯƠNG SINH (DE200235): CHẨN ĐOÁN CÁC GIẢ ĐỊNH MÔ HÌNH (CÂU 8)</w:t>
       </w:r>
     </w:p>
     <w:p>
@@ -630,7 +632,7 @@
         <w:br/>
         <w:t>Đặc biệt, nhóm xin nhấn mạnh giới hạn bản chất: Điểm thi của sinh viên bị chặn cứng trong đoạn [0, 10]. Mô hình OLS là hàm tuyến tính vô hạn, nên nếu dùng để ngoại suy ở các mức điểm quá thấp hoặc quá cao thì có thể dự đoán điểm &lt; 0 hoặc &gt; 10. Do đó, mô hình này chỉ có độ tin cậy cao trong phạm vi điểm số thực tế quan sát được.</w:t>
         <w:br/>
-        <w:t>Tiếp theo, xin mời bạn [Tên Thành viên 5] trình bày phần Ước lượng khoảng tin cậy và Kiểm định giả thuyết.”</w:t>
+        <w:t>Tiếp theo, xin mời bạn Võ Ngọc Minh Quân trình bày phần Ước lượng khoảng tin cậy và Kiểm định giả thuyết.”</w:t>
       </w:r>
     </w:p>
     <w:p>
@@ -658,7 +660,7 @@
         <w:pStyle w:val="Heading1"/>
       </w:pPr>
       <w:r>
-        <w:t>THÀNH VIÊN 5: KHOẢNG TIN CẬY VÀ KIỂM ĐỊNH GIẢ THUYẾT (CÂU 9, 10, 11, 12)</w:t>
+        <w:t>THÀNH VIÊN 5 — VÕ NGỌC MINH QUÂN (DE200080): KHOẢNG TIN CẬY &amp; KIỂM ĐỊNH GIẢ THUYẾT (CÂU 9-12)</w:t>
       </w:r>
     </w:p>
     <w:p>
@@ -801,7 +803,7 @@
         <w:br/>
         <w:t xml:space="preserve">       H0: beta1 = 0   so với   H1: beta1 != 0</w:t>
         <w:br/>
-        <w:t>Thống kê kiểm định t = 3.123, p-value hai phía = 0.0039 (&lt; 0.01). Quyết định: BÁC BỎ H0. Kết luận này nhất quán tuyệt đối 100% với khoảng tin cậy ở Câu 11 (bác bỏ H0 tương đương với KTC không chứa 0). Sau đây, xin mời bạn [Tên Thành viên 6] trình bày phần Dự đoán điểm, Giới hạn mô hình và Kết luận chung.”</w:t>
+        <w:t>Thống kê kiểm định t = 3.123, p-value hai phía = 0.0039 (&lt; 0.01). Quyết định: BÁC BỎ H0. Kết luận này nhất quán tuyệt đối 100% với khoảng tin cậy ở Câu 11 (bác bỏ H0 tương đương với KTC không chứa 0). Sau đây, xin mời bạn Vũ Hữu Thái trình bày phần Dự đoán điểm, Giới hạn mô hình và Kết luận chung.”</w:t>
       </w:r>
     </w:p>
     <w:p>
@@ -829,7 +831,7 @@
         <w:pStyle w:val="Heading1"/>
       </w:pPr>
       <w:r>
-        <w:t>THÀNH VIÊN 6: DỰ ĐOÁN ĐIỂM, GIỚI HẠN MÔ HÌNH VÀ KẾT LUẬN (CÂU 1A, 1B &amp; PHẦN 5)</w:t>
+        <w:t>THÀNH VIÊN 6 — VŨ HỮU THÁI (DE200132): DỰ ĐOÁN ĐIỂM, GIỚI HẠN MÔ HÌNH &amp; TỔNG KẾT (CÂU 1A, 1B, PHẦN 5)</w:t>
       </w:r>
     </w:p>
     <w:p>

--- a/outputs/reports/Kich_Ban_Thuyet_Trinh_6_Thanh_Vien.docx
+++ b/outputs/reports/Kich_Ban_Thuyet_Trinh_6_Thanh_Vien.docx
@@ -175,7 +175,7 @@
         <w:br/>
         <w:t>Thứ ba, kiểm tra dữ liệu thiếu và thang điểm: Toàn bộ 32 bản ghi còn lại đều có đầy đủ cặp điểm X và Y, nằm hợp lệ trong đoạn [0, 10].</w:t>
         <w:br/>
-        <w:t>Như vậy, mẫu nghiên cứu chính thức đạt n = 32 cặp quan sát, hoàn toàn thỏa mãn yêu cầu tối thiểu n &gt;= 30 của đề bài. Sau đây, xin mời bạn Nguyễn Hữu Hoàng Thắng tiếp tục với phần Thống kê mô tả và Phân tích phân phối.”</w:t>
+        <w:t>Như vậy, mẫu nghiên cứu chính thức đạt n = 32 cặp quan sát, hoàn toàn thỏa mãn yêu cầu tối thiểu n &gt;= 30 của đề bài. Sau đây, xin mời bạn Phan Dương Sinh tiếp tục với phần Thống kê mô tả và Phân tích phân phối.”</w:t>
       </w:r>
     </w:p>
     <w:p>
@@ -203,7 +203,7 @@
         <w:pStyle w:val="Heading1"/>
       </w:pPr>
       <w:r>
-        <w:t>THÀNH VIÊN 2 — NGUYỄN HỮU HOÀNG THẮNG (DE200281): THỐNG KÊ MÔ TẢ &amp; PHÂN PHỐI (CÂU 3, 4)</w:t>
+        <w:t>THÀNH VIÊN 2 — PHAN DƯƠNG SINH (DE200235): THỐNG KÊ MÔ TẢ &amp; PHÂN PHỐI (CÂU 3, 4)</w:t>
       </w:r>
     </w:p>
     <w:p>
@@ -330,7 +330,7 @@
         <w:br/>
         <w:t>- Ngưỡng dưới cho X là 5.438, ngưỡng trên là 10.938.</w:t>
         <w:br/>
-        <w:t>- Mẫu dữ liệu thực tế không có quan sát nào rơi ngoài ngưỡng bất thường. Nhóm cũng quán triệt nguyên tắc: Nếu có ngoại lệ thực tế trong thang 0-10 thì tuyệt đối không được xóa bỏ vì đó là phản ánh năng lực thật của người học. Tiếp theo, xin mời bạn Trần Đức Duy trình bày về Mô hình hồi quy tuyến tính.”</w:t>
+        <w:t>- Mẫu dữ liệu thực tế không có quan sát nào rơi ngoài ngưỡng bất thường. Nhóm cũng quán triệt nguyên tắc: Nếu có ngoại lệ thực tế trong thang 0-10 thì tuyệt đối không được xóa bỏ vì đó là phản ánh năng lực thật của người học. Tiếp theo, xin mời bạn Võ Ngọc Minh Quân trình bày về Mô hình hồi quy tuyến tính.”</w:t>
       </w:r>
     </w:p>
     <w:p>
@@ -358,7 +358,7 @@
         <w:pStyle w:val="Heading1"/>
       </w:pPr>
       <w:r>
-        <w:t>THÀNH VIÊN 3: TƯƠNG QUAN PEARSON VÀ HỒI QUY TUYẾN TÍNH OLS (CÂU 5, 6, 7)</w:t>
+        <w:t>THÀNH VIÊN 3 — VÕ NGỌC MINH QUÂN (DE200080): TƯƠNG QUAN PEARSON VÀ HỒI QUY TUYẾN TÍNH OLS (CÂU 5, 6, 7)</w:t>
       </w:r>
     </w:p>
     <w:p>
@@ -492,7 +492,7 @@
         <w:br/>
         <w:t>- Sai số chuẩn của hồi quy s = 1.0868 điểm: Cho thấy độ lệch điển hình của điểm số thực tế quanh đường thẳng dự đoán là khoảng 1.09 điểm.</w:t>
         <w:br/>
-        <w:t>Tiếp theo, xin mời bạn Phan Dương Sinh trình bày về Chẩn đoán phần dư của mô hình.”</w:t>
+        <w:t>Tiếp theo, xin mời bạn Vũ Hữu Thái trình bày về Chẩn đoán phần dư của mô hình.”</w:t>
       </w:r>
     </w:p>
     <w:p>
@@ -520,7 +520,7 @@
         <w:pStyle w:val="Heading1"/>
       </w:pPr>
       <w:r>
-        <w:t>THÀNH VIÊN 4 — PHAN DƯƠNG SINH (DE200235): CHẨN ĐOÁN CÁC GIẢ ĐỊNH MÔ HÌNH (CÂU 8)</w:t>
+        <w:t>THÀNH VIÊN 4 — VŨ HỮU THÁI (DE200132): CHẨN ĐOÁN CÁC GIẢ ĐỊNH MÔ HÌNH (CÂU 8)</w:t>
       </w:r>
     </w:p>
     <w:p>
@@ -632,7 +632,7 @@
         <w:br/>
         <w:t>Đặc biệt, nhóm xin nhấn mạnh giới hạn bản chất: Điểm thi của sinh viên bị chặn cứng trong đoạn [0, 10]. Mô hình OLS là hàm tuyến tính vô hạn, nên nếu dùng để ngoại suy ở các mức điểm quá thấp hoặc quá cao thì có thể dự đoán điểm &lt; 0 hoặc &gt; 10. Do đó, mô hình này chỉ có độ tin cậy cao trong phạm vi điểm số thực tế quan sát được.</w:t>
         <w:br/>
-        <w:t>Tiếp theo, xin mời bạn Võ Ngọc Minh Quân trình bày phần Ước lượng khoảng tin cậy và Kiểm định giả thuyết.”</w:t>
+        <w:t>Tiếp theo, xin mời bạn Nguyễn Hữu Hoàng Thắng trình bày phần Ước lượng khoảng tin cậy và Kiểm định giả thuyết.”</w:t>
       </w:r>
     </w:p>
     <w:p>
@@ -660,7 +660,7 @@
         <w:pStyle w:val="Heading1"/>
       </w:pPr>
       <w:r>
-        <w:t>THÀNH VIÊN 5 — VÕ NGỌC MINH QUÂN (DE200080): KHOẢNG TIN CẬY &amp; KIỂM ĐỊNH GIẢ THUYẾT (CÂU 9-12)</w:t>
+        <w:t>THÀNH VIÊN 5 — NGUYỄN HỮU HOÀNG THẮNG (DE200281): KHOẢNG TIN CẬY &amp; KIỂM ĐỊNH GIẢ THUYẾT (CÂU 9-12)</w:t>
       </w:r>
     </w:p>
     <w:p>
@@ -803,7 +803,7 @@
         <w:br/>
         <w:t xml:space="preserve">       H0: beta1 = 0   so với   H1: beta1 != 0</w:t>
         <w:br/>
-        <w:t>Thống kê kiểm định t = 3.123, p-value hai phía = 0.0039 (&lt; 0.01). Quyết định: BÁC BỎ H0. Kết luận này nhất quán tuyệt đối 100% với khoảng tin cậy ở Câu 11 (bác bỏ H0 tương đương với KTC không chứa 0). Sau đây, xin mời bạn Vũ Hữu Thái trình bày phần Dự đoán điểm, Giới hạn mô hình và Kết luận chung.”</w:t>
+        <w:t>Thống kê kiểm định t = 3.123, p-value hai phía = 0.0039 (&lt; 0.01). Quyết định: BÁC BỎ H0. Kết luận này nhất quán tuyệt đối 100% với khoảng tin cậy ở Câu 11 (bác bỏ H0 tương đương với KTC không chứa 0). Sau đây, xin mời bạn Trần Đức Duy trình bày phần Dự đoán điểm, Giới hạn mô hình và Kết luận chung.”</w:t>
       </w:r>
     </w:p>
     <w:p>
@@ -831,7 +831,7 @@
         <w:pStyle w:val="Heading1"/>
       </w:pPr>
       <w:r>
-        <w:t>THÀNH VIÊN 6 — VŨ HỮU THÁI (DE200132): DỰ ĐOÁN ĐIỂM, GIỚI HẠN MÔ HÌNH &amp; TỔNG KẾT (CÂU 1A, 1B, PHẦN 5)</w:t>
+        <w:t>THÀNH VIÊN 6 — TRẦN ĐỨC DUY (DE180206): DỰ ĐOÁN ĐIỂM, GIỚI HẠN MÔ HÌNH &amp; TỔNG KẾT (CÂU 1A, 1B, PHẦN 5)</w:t>
       </w:r>
     </w:p>
     <w:p>
